--- a/Tesis - Anexos 2/R3.1-R3.2/Anexo_U_Proceso_Extraccion_PDF.docx
+++ b/Tesis - Anexos 2/R3.1-R3.2/Anexo_U_Proceso_Extraccion_PDF.docx
@@ -99,7 +99,7 @@
           <w:sz w:val="22"/>
           <w:szCs w:val="22"/>
         </w:rPr>
-        <w:t xml:space="preserve">Este documento describe el proceso de diseño, prueba y validación del módulo de procesamiento automatizado de cronogramas y sílabos en formato PDF, correspondiente al Objetivo General del proyecto de tesis. A diferencia de los demás anexos de construcción, que documentan el resultado final, este anexo documenta también el PROCESO iterativo seguido para llegar a él, incluyendo los obstáculos reales encontrados al procesar documentos institucionales auténticos y las decisiones de diseño adoptadas para resolverlos. Se incluye esta evidencia de proceso porque la extracción de información desde documentos PDF con formato heterogéneo —a diferencia del HTML estructurado de Campus Virtual y PAIDEIA— no admite una solución de una sola pasada: requirió diseño, prueba contra casos reales, identificación de fallas y corrección iterativa.</w:t>
+        <w:t xml:space="preserve">Este documento describe el proceso de diseño, prueba y validación del módulo de procesamiento automatizado de cronogramas y sílabos en formato PDF, correspondiente al Objetivo General del proyecto de tesis, así como la decisión final adoptada sobre su disponibilidad en la versión actual del sistema. A diferencia de los demás anexos de construcción, que documentan únicamente el resultado final, este anexo documenta también el PROCESO iterativo seguido para llegar a él —incluyendo los obstáculos reales encontrados al procesar documentos institucionales auténticos y las decisiones de diseño adoptadas para resolverlos— y el hallazgo, posterior a la validación inicial, que llevó a desactivar la extracción automática en producción (ver secciones 7 y 8). Se incluye esta evidencia de proceso porque la extracción de información desde documentos PDF con formato heterogéneo —a diferencia del HTML estructurado de Campus Virtual y PAIDEIA— no admite una solución de una sola pasada: requirió diseño, prueba contra casos reales, identificación de fallas y corrección iterativa, y finalmente una decisión consciente sobre sus límites de confiabilidad.</w:t>
       </w:r>
     </w:p>
     <w:p>
@@ -2053,7 +2053,7 @@
         <w:pStyle w:val="Heading1"/>
       </w:pPr>
       <w:r>
-        <w:t xml:space="preserve">7. Estado de integración al cierre de este documento</w:t>
+        <w:t xml:space="preserve">7. Integración al flujo principal y resultado de la prueba en producción</w:t>
       </w:r>
     </w:p>
     <w:p>
@@ -2066,7 +2066,54 @@
           <w:sz w:val="22"/>
           <w:szCs w:val="22"/>
         </w:rPr>
-        <w:t xml:space="preserve">A la fecha de elaboración de este anexo, las tres etapas descritas se encuentran implementadas y validadas de forma aislada, mediante scripts de prueba ejecutados directamente contra el corpus de la Tabla U.1, sin intervención manual en la clasificación de resultados. La integración de este módulo al flujo principal del sistema —su conexión con el extractor de PAIDEIA para que se ejecute automáticamente durante cada sincronización, el almacenamiento de las actividades resultantes en la base de datos, y la presentación al estudiante de los hallazgos sin fecha explícita en la interfaz— se documentará como una actualización de este mismo anexo, o en un anexo posterior, una vez completada.</w:t>
+        <w:t xml:space="preserve">Con posterioridad a la validación descrita en la sección 6, las tres etapas se integraron al flujo principal del sistema: la conexión con el extractor de PAIDEIA para ejecutarse automáticamente durante cada sincronización, la separación entre actividades con fecha explícita (insertadas en Google Calendar y en la base de datos) y sin fecha explícita (reportadas como aviso en la interfaz, conforme al criterio de la sección 5.3), y la presentación del resultado en la pantalla “Estado de cronogramas PDF” (P7) del sistema.</w:t>
+      </w:r>
+    </w:p>
+    <w:p>
+      <w:pPr>
+        <w:spacing w:after="200"/>
+      </w:pPr>
+      <w:r>
+        <w:rPr>
+          <w:rFonts w:ascii="Arial" w:cs="Arial" w:eastAsia="Arial" w:hAnsi="Arial"/>
+          <w:sz w:val="22"/>
+          <w:szCs w:val="22"/>
+        </w:rPr>
+        <w:t xml:space="preserve">Al ejecutar una sincronización real contra un curso distinto a los del corpus original (“Proyecto de Implementación de Software”, con un cronograma de formato de tabla más irregular que los seis documentos de prueba), el módulo de extracción de actividades produjo resultados poco confiables: fragmentos de contenido temático y de rúbricas de evaluación se interpretaron como actividades independientes, sin que el resultado fuera comprensible o útil para el estudiante. Este hallazgo confirma, con evidencia adicional a la del corpus original, que la heterogeneidad real de formato entre cronogramas de distintos cursos y facultades de la PUCP excede la cobertura de las reglas de extracción diseñadas en este anexo.</w:t>
+      </w:r>
+    </w:p>
+    <w:p>
+      <w:pPr>
+        <w:pStyle w:val="Heading1"/>
+      </w:pPr>
+      <w:r>
+        <w:t xml:space="preserve">8. Decisión final: desactivación de la extracción automática en producción</w:t>
+      </w:r>
+    </w:p>
+    <w:p>
+      <w:pPr>
+        <w:spacing w:after="200"/>
+      </w:pPr>
+      <w:r>
+        <w:rPr>
+          <w:rFonts w:ascii="Arial" w:cs="Arial" w:eastAsia="Arial" w:hAnsi="Arial"/>
+          <w:sz w:val="22"/>
+          <w:szCs w:val="22"/>
+        </w:rPr>
+        <w:t xml:space="preserve">Ante el riesgo de presentar al estudiante actividades mal segmentadas o sin sentido —un costo mayor que no presentar ninguna actividad— se decidió desactivar la extracción automática de actividades en la versión actual del sistema. El comportamiento final implementado es el siguiente: el sistema continúa detectando y descargando los archivos de cronograma o sílabo de cada curso en PAIDEIA, pero ya no intenta extraer su contenido; en su lugar, informa al estudiante, en la pantalla P7, que el documento fue detectado y que debe revisarlo manualmente, sin emitir conteos ni detalles de actividades que podrían ser incorrectos.</w:t>
+      </w:r>
+    </w:p>
+    <w:p>
+      <w:pPr>
+        <w:spacing w:after="200"/>
+      </w:pPr>
+      <w:r>
+        <w:rPr>
+          <w:rFonts w:ascii="Arial" w:cs="Arial" w:eastAsia="Arial" w:hAnsi="Arial"/>
+          <w:sz w:val="22"/>
+          <w:szCs w:val="22"/>
+        </w:rPr>
+        <w:t xml:space="preserve">Esta decisión no descarta el trabajo descrito en este anexo: el motor de tres etapas (clasificación de archivo, detección de tabla de cronograma, extracción de actividades evaluables) permanece implementado en el código del sistema (paquete backend/paideia/pdf_extractor/) y validado contra el corpus de la Tabla U.1, quedando disponible como base reutilizable para una versión futura del sistema. Una extensión razonable, evaluada y descartada para el alcance del presente proyecto por las razones de costo y dependencia externa descritas en la sección 2, sería incorporar un modelo de lenguaje (LLM) como mecanismo de interpretación de los casos que las reglas fijas no logran cubrir, en lugar de continuar ampliando manualmente dichas reglas caso por caso.</w:t>
       </w:r>
     </w:p>
     <w:sectPr>

--- a/Tesis - Anexos 2/R3.1-R3.2/Anexo_U_Proceso_Extraccion_PDF.docx
+++ b/Tesis - Anexos 2/R3.1-R3.2/Anexo_U_Proceso_Extraccion_PDF.docx
@@ -2113,7 +2113,7 @@
           <w:sz w:val="22"/>
           <w:szCs w:val="22"/>
         </w:rPr>
-        <w:t xml:space="preserve">Esta decisión no descarta el trabajo descrito en este anexo: el motor de tres etapas (clasificación de archivo, detección de tabla de cronograma, extracción de actividades evaluables) permanece implementado en el código del sistema (paquete backend/paideia/pdf_extractor/) y validado contra el corpus de la Tabla U.1, quedando disponible como base reutilizable para una versión futura del sistema. Una extensión razonable, evaluada y descartada para el alcance del presente proyecto por las razones de costo y dependencia externa descritas en la sección 2, sería incorporar un modelo de lenguaje (LLM) como mecanismo de interpretación de los casos que las reglas fijas no logran cubrir, en lugar de continuar ampliando manualmente dichas reglas caso por caso.</w:t>
+        <w:t xml:space="preserve">Esta decisión no descarta el diseño descrito en este anexo: el enfoque de tres etapas (clasificación de archivo, detección de tabla de cronograma, extracción de actividades evaluables), validado contra el corpus de la Tabla U.1, junto con los hallazgos del proceso iterativo documentados en la sección 5, queda registrado como base de diseño para una reimplementación futura del sistema. El código correspondiente a esta primera implementación fue removido del sistema tras confirmarse su falta de confiabilidad en producción, por lo que cualquier trabajo futuro sobre este componente partiría de un nuevo desarrollo guiado por el diseño y los hallazgos aquí documentados, en lugar de la reutilización directa del código original. Como dirección concreta para dicho trabajo futuro, se considera razonable incorporar un modelo de lenguaje (LLM) como mecanismo de interpretación de los casos que las reglas fijas no logran cubrir, evaluado y descartado para el alcance del presente proyecto por las razones de costo y dependencia externa descritas en la sección 2.</w:t>
       </w:r>
     </w:p>
     <w:sectPr>
